--- a/data/outputs/v2/Grade11/Biology/Quizzes/SS2.2_Growth_and_Development_in_Plants/Biology_G11_SS2.2_Growth_and_Development_in_Plants_L10_AnswerKey.docx
+++ b/data/outputs/v2/Grade11/Biology/Quizzes/SS2.2_Growth_and_Development_in_Plants/Biology_G11_SS2.2_Growth_and_Development_in_Plants_L10_AnswerKey.docx
@@ -1405,7 +1405,7 @@
         </w:rPr>
         <w:t xml:space="preserve">© 2026 SeaVuria and ARES. Aligned with KICD objectives. Developed by SeaVuria; technical implementation by ARES (with AI assistance from Claude). Licensed under </w:t>
       </w:r>
-      <w:hyperlink w:history="1" r:id="rIdddha-mhszv3wqu2hfapj7">
+      <w:hyperlink w:history="1" r:id="rIdvmfwvy6e1d3fjsq1dlh9w">
         <w:r>
           <w:rPr>
             <w:rFonts w:ascii="Arial" w:cs="Arial" w:eastAsia="Arial" w:hAnsi="Arial"/>
@@ -1426,7 +1426,7 @@
         </w:rPr>
         <w:t xml:space="preserve"> (</w:t>
       </w:r>
-      <w:hyperlink w:history="1" r:id="rId38myluaea5owv-en5ztnm">
+      <w:hyperlink w:history="1" r:id="rIdtvsuy1tdoaf5rx0iarivc">
         <w:r>
           <w:rPr>
             <w:rFonts w:ascii="Arial" w:cs="Arial" w:eastAsia="Arial" w:hAnsi="Arial"/>

--- a/data/outputs/v2/Grade11/Biology/Quizzes/SS2.2_Growth_and_Development_in_Plants/Biology_G11_SS2.2_Growth_and_Development_in_Plants_L10_AnswerKey.docx
+++ b/data/outputs/v2/Grade11/Biology/Quizzes/SS2.2_Growth_and_Development_in_Plants/Biology_G11_SS2.2_Growth_and_Development_in_Plants_L10_AnswerKey.docx
@@ -29,7 +29,7 @@
           <w:sz w:val="20"/>
           <w:szCs w:val="20"/>
         </w:rPr>
-        <w:t xml:space="preserve">Sub-Strand 2.2: Growth and Development in Plants  •  Lesson 10: Synthesis and Application: Explaining the Farmer's Maize and Beans and Planning the Tree Nursery</w:t>
+        <w:t xml:space="preserve">Sub-Strand 2.2: Growth and Development in Plants  •  Lesson 10: Presenting Our Final Explanation and Sharing Seedlings with Kitale</w:t>
       </w:r>
     </w:p>
     <w:p>
@@ -64,7 +64,7 @@
     </w:p>
     <w:tbl>
       <w:tblPr>
-        <w:tblW w:type="dxa" w:w="9359"/>
+        <w:tblW w:type="dxa" w:w="9360"/>
         <w:tblBorders>
           <w:top w:val="single" w:color="auto" w:sz="4"/>
           <w:left w:val="single" w:color="auto" w:sz="4"/>
@@ -75,18 +75,19 @@
         </w:tblBorders>
       </w:tblPr>
       <w:tblGrid>
-        <w:gridCol w:w="1337"/>
-        <w:gridCol w:w="1337"/>
-        <w:gridCol w:w="1337"/>
-        <w:gridCol w:w="1337"/>
-        <w:gridCol w:w="1337"/>
-        <w:gridCol w:w="1337"/>
-        <w:gridCol w:w="1337"/>
+        <w:gridCol w:w="1170"/>
+        <w:gridCol w:w="1170"/>
+        <w:gridCol w:w="1170"/>
+        <w:gridCol w:w="1170"/>
+        <w:gridCol w:w="1170"/>
+        <w:gridCol w:w="1170"/>
+        <w:gridCol w:w="1170"/>
+        <w:gridCol w:w="1170"/>
       </w:tblGrid>
       <w:tr>
         <w:tc>
           <w:tcPr>
-            <w:tcW w:type="dxa" w:w="1337"/>
+            <w:tcW w:type="dxa" w:w="1170"/>
             <w:tcBorders>
               <w:top w:val="single" w:color="BBBBBB" w:sz="4"/>
               <w:left w:val="single" w:color="BBBBBB" w:sz="4"/>
@@ -119,7 +120,7 @@
         </w:tc>
         <w:tc>
           <w:tcPr>
-            <w:tcW w:type="dxa" w:w="1337"/>
+            <w:tcW w:type="dxa" w:w="1170"/>
             <w:tcBorders>
               <w:top w:val="single" w:color="BBBBBB" w:sz="4"/>
               <w:left w:val="single" w:color="BBBBBB" w:sz="4"/>
@@ -152,7 +153,7 @@
         </w:tc>
         <w:tc>
           <w:tcPr>
-            <w:tcW w:type="dxa" w:w="1337"/>
+            <w:tcW w:type="dxa" w:w="1170"/>
             <w:tcBorders>
               <w:top w:val="single" w:color="BBBBBB" w:sz="4"/>
               <w:left w:val="single" w:color="BBBBBB" w:sz="4"/>
@@ -185,7 +186,7 @@
         </w:tc>
         <w:tc>
           <w:tcPr>
-            <w:tcW w:type="dxa" w:w="1337"/>
+            <w:tcW w:type="dxa" w:w="1170"/>
             <w:tcBorders>
               <w:top w:val="single" w:color="BBBBBB" w:sz="4"/>
               <w:left w:val="single" w:color="BBBBBB" w:sz="4"/>
@@ -218,7 +219,7 @@
         </w:tc>
         <w:tc>
           <w:tcPr>
-            <w:tcW w:type="dxa" w:w="1337"/>
+            <w:tcW w:type="dxa" w:w="1170"/>
             <w:tcBorders>
               <w:top w:val="single" w:color="BBBBBB" w:sz="4"/>
               <w:left w:val="single" w:color="BBBBBB" w:sz="4"/>
@@ -251,7 +252,7 @@
         </w:tc>
         <w:tc>
           <w:tcPr>
-            <w:tcW w:type="dxa" w:w="1337"/>
+            <w:tcW w:type="dxa" w:w="1170"/>
             <w:tcBorders>
               <w:top w:val="single" w:color="BBBBBB" w:sz="4"/>
               <w:left w:val="single" w:color="BBBBBB" w:sz="4"/>
@@ -284,7 +285,7 @@
         </w:tc>
         <w:tc>
           <w:tcPr>
-            <w:tcW w:type="dxa" w:w="1337"/>
+            <w:tcW w:type="dxa" w:w="1170"/>
             <w:tcBorders>
               <w:top w:val="single" w:color="BBBBBB" w:sz="4"/>
               <w:left w:val="single" w:color="BBBBBB" w:sz="4"/>
@@ -315,11 +316,140 @@
             </w:r>
           </w:p>
         </w:tc>
+        <w:tc>
+          <w:tcPr>
+            <w:tcW w:type="dxa" w:w="1170"/>
+            <w:tcBorders>
+              <w:top w:val="single" w:color="BBBBBB" w:sz="4"/>
+              <w:left w:val="single" w:color="BBBBBB" w:sz="4"/>
+              <w:bottom w:val="single" w:color="BBBBBB" w:sz="4"/>
+              <w:right w:val="single" w:color="BBBBBB" w:sz="4"/>
+            </w:tcBorders>
+            <w:shd w:fill="D9EEF1" w:val="clear"/>
+            <w:tcMar>
+              <w:top w:type="dxa" w:w="60"/>
+              <w:left w:type="dxa" w:w="80"/>
+              <w:bottom w:type="dxa" w:w="60"/>
+              <w:right w:type="dxa" w:w="80"/>
+            </w:tcMar>
+          </w:tcPr>
+          <w:p>
+            <w:pPr>
+              <w:jc w:val="center"/>
+            </w:pPr>
+            <w:r>
+              <w:rPr>
+                <w:rFonts w:ascii="Arial" w:cs="Arial" w:eastAsia="Arial" w:hAnsi="Arial"/>
+                <w:b/>
+                <w:bCs/>
+                <w:sz w:val="21"/>
+                <w:szCs w:val="21"/>
+              </w:rPr>
+              <w:t xml:space="preserve">Q8</w:t>
+            </w:r>
+          </w:p>
+        </w:tc>
       </w:tr>
       <w:tr>
         <w:tc>
           <w:tcPr>
-            <w:tcW w:type="dxa" w:w="1337"/>
+            <w:tcW w:type="dxa" w:w="1170"/>
+            <w:tcBorders>
+              <w:top w:val="single" w:color="BBBBBB" w:sz="4"/>
+              <w:left w:val="single" w:color="BBBBBB" w:sz="4"/>
+              <w:bottom w:val="single" w:color="BBBBBB" w:sz="4"/>
+              <w:right w:val="single" w:color="BBBBBB" w:sz="4"/>
+            </w:tcBorders>
+            <w:tcMar>
+              <w:top w:type="dxa" w:w="60"/>
+              <w:left w:type="dxa" w:w="80"/>
+              <w:bottom w:type="dxa" w:w="60"/>
+              <w:right w:type="dxa" w:w="80"/>
+            </w:tcMar>
+          </w:tcPr>
+          <w:p>
+            <w:pPr>
+              <w:jc w:val="center"/>
+            </w:pPr>
+            <w:r>
+              <w:rPr>
+                <w:rFonts w:ascii="Arial" w:cs="Arial" w:eastAsia="Arial" w:hAnsi="Arial"/>
+                <w:b/>
+                <w:bCs/>
+                <w:sz w:val="21"/>
+                <w:szCs w:val="21"/>
+              </w:rPr>
+              <w:t xml:space="preserve">C</w:t>
+            </w:r>
+          </w:p>
+        </w:tc>
+        <w:tc>
+          <w:tcPr>
+            <w:tcW w:type="dxa" w:w="1170"/>
+            <w:tcBorders>
+              <w:top w:val="single" w:color="BBBBBB" w:sz="4"/>
+              <w:left w:val="single" w:color="BBBBBB" w:sz="4"/>
+              <w:bottom w:val="single" w:color="BBBBBB" w:sz="4"/>
+              <w:right w:val="single" w:color="BBBBBB" w:sz="4"/>
+            </w:tcBorders>
+            <w:tcMar>
+              <w:top w:type="dxa" w:w="60"/>
+              <w:left w:type="dxa" w:w="80"/>
+              <w:bottom w:type="dxa" w:w="60"/>
+              <w:right w:type="dxa" w:w="80"/>
+            </w:tcMar>
+          </w:tcPr>
+          <w:p>
+            <w:pPr>
+              <w:jc w:val="center"/>
+            </w:pPr>
+            <w:r>
+              <w:rPr>
+                <w:rFonts w:ascii="Arial" w:cs="Arial" w:eastAsia="Arial" w:hAnsi="Arial"/>
+                <w:b/>
+                <w:bCs/>
+                <w:sz w:val="21"/>
+                <w:szCs w:val="21"/>
+              </w:rPr>
+              <w:t xml:space="preserve">A</w:t>
+            </w:r>
+          </w:p>
+        </w:tc>
+        <w:tc>
+          <w:tcPr>
+            <w:tcW w:type="dxa" w:w="1170"/>
+            <w:tcBorders>
+              <w:top w:val="single" w:color="BBBBBB" w:sz="4"/>
+              <w:left w:val="single" w:color="BBBBBB" w:sz="4"/>
+              <w:bottom w:val="single" w:color="BBBBBB" w:sz="4"/>
+              <w:right w:val="single" w:color="BBBBBB" w:sz="4"/>
+            </w:tcBorders>
+            <w:tcMar>
+              <w:top w:type="dxa" w:w="60"/>
+              <w:left w:type="dxa" w:w="80"/>
+              <w:bottom w:type="dxa" w:w="60"/>
+              <w:right w:type="dxa" w:w="80"/>
+            </w:tcMar>
+          </w:tcPr>
+          <w:p>
+            <w:pPr>
+              <w:jc w:val="center"/>
+            </w:pPr>
+            <w:r>
+              <w:rPr>
+                <w:rFonts w:ascii="Arial" w:cs="Arial" w:eastAsia="Arial" w:hAnsi="Arial"/>
+                <w:b/>
+                <w:bCs/>
+                <w:sz w:val="21"/>
+                <w:szCs w:val="21"/>
+              </w:rPr>
+              <w:t xml:space="preserve">B</w:t>
+            </w:r>
+          </w:p>
+        </w:tc>
+        <w:tc>
+          <w:tcPr>
+            <w:tcW w:type="dxa" w:w="1170"/>
             <w:tcBorders>
               <w:top w:val="single" w:color="BBBBBB" w:sz="4"/>
               <w:left w:val="single" w:color="BBBBBB" w:sz="4"/>
@@ -351,39 +481,7 @@
         </w:tc>
         <w:tc>
           <w:tcPr>
-            <w:tcW w:type="dxa" w:w="1337"/>
-            <w:tcBorders>
-              <w:top w:val="single" w:color="BBBBBB" w:sz="4"/>
-              <w:left w:val="single" w:color="BBBBBB" w:sz="4"/>
-              <w:bottom w:val="single" w:color="BBBBBB" w:sz="4"/>
-              <w:right w:val="single" w:color="BBBBBB" w:sz="4"/>
-            </w:tcBorders>
-            <w:tcMar>
-              <w:top w:type="dxa" w:w="60"/>
-              <w:left w:type="dxa" w:w="80"/>
-              <w:bottom w:type="dxa" w:w="60"/>
-              <w:right w:type="dxa" w:w="80"/>
-            </w:tcMar>
-          </w:tcPr>
-          <w:p>
-            <w:pPr>
-              <w:jc w:val="center"/>
-            </w:pPr>
-            <w:r>
-              <w:rPr>
-                <w:rFonts w:ascii="Arial" w:cs="Arial" w:eastAsia="Arial" w:hAnsi="Arial"/>
-                <w:b/>
-                <w:bCs/>
-                <w:sz w:val="21"/>
-                <w:szCs w:val="21"/>
-              </w:rPr>
-              <w:t xml:space="preserve">D</w:t>
-            </w:r>
-          </w:p>
-        </w:tc>
-        <w:tc>
-          <w:tcPr>
-            <w:tcW w:type="dxa" w:w="1337"/>
+            <w:tcW w:type="dxa" w:w="1170"/>
             <w:tcBorders>
               <w:top w:val="single" w:color="BBBBBB" w:sz="4"/>
               <w:left w:val="single" w:color="BBBBBB" w:sz="4"/>
@@ -415,7 +513,7 @@
         </w:tc>
         <w:tc>
           <w:tcPr>
-            <w:tcW w:type="dxa" w:w="1337"/>
+            <w:tcW w:type="dxa" w:w="1170"/>
             <w:tcBorders>
               <w:top w:val="single" w:color="BBBBBB" w:sz="4"/>
               <w:left w:val="single" w:color="BBBBBB" w:sz="4"/>
@@ -447,7 +545,7 @@
         </w:tc>
         <w:tc>
           <w:tcPr>
-            <w:tcW w:type="dxa" w:w="1337"/>
+            <w:tcW w:type="dxa" w:w="1170"/>
             <w:tcBorders>
               <w:top w:val="single" w:color="BBBBBB" w:sz="4"/>
               <w:left w:val="single" w:color="BBBBBB" w:sz="4"/>
@@ -473,13 +571,13 @@
                 <w:sz w:val="21"/>
                 <w:szCs w:val="21"/>
               </w:rPr>
-              <w:t xml:space="preserve">C</w:t>
+              <w:t xml:space="preserve">A</w:t>
             </w:r>
           </w:p>
         </w:tc>
         <w:tc>
           <w:tcPr>
-            <w:tcW w:type="dxa" w:w="1337"/>
+            <w:tcW w:type="dxa" w:w="1170"/>
             <w:tcBorders>
               <w:top w:val="single" w:color="BBBBBB" w:sz="4"/>
               <w:left w:val="single" w:color="BBBBBB" w:sz="4"/>
@@ -505,39 +603,7 @@
                 <w:sz w:val="21"/>
                 <w:szCs w:val="21"/>
               </w:rPr>
-              <w:t xml:space="preserve">D</w:t>
-            </w:r>
-          </w:p>
-        </w:tc>
-        <w:tc>
-          <w:tcPr>
-            <w:tcW w:type="dxa" w:w="1337"/>
-            <w:tcBorders>
-              <w:top w:val="single" w:color="BBBBBB" w:sz="4"/>
-              <w:left w:val="single" w:color="BBBBBB" w:sz="4"/>
-              <w:bottom w:val="single" w:color="BBBBBB" w:sz="4"/>
-              <w:right w:val="single" w:color="BBBBBB" w:sz="4"/>
-            </w:tcBorders>
-            <w:tcMar>
-              <w:top w:type="dxa" w:w="60"/>
-              <w:left w:type="dxa" w:w="80"/>
-              <w:bottom w:type="dxa" w:w="60"/>
-              <w:right w:type="dxa" w:w="80"/>
-            </w:tcMar>
-          </w:tcPr>
-          <w:p>
-            <w:pPr>
-              <w:jc w:val="center"/>
-            </w:pPr>
-            <w:r>
-              <w:rPr>
-                <w:rFonts w:ascii="Arial" w:cs="Arial" w:eastAsia="Arial" w:hAnsi="Arial"/>
-                <w:b/>
-                <w:bCs/>
-                <w:sz w:val="21"/>
-                <w:szCs w:val="21"/>
-              </w:rPr>
-              <w:t xml:space="preserve">D</w:t>
+              <w:t xml:space="preserve">A</w:t>
             </w:r>
           </w:p>
         </w:tc>
@@ -568,7 +634,7 @@
           <w:sz w:val="16"/>
           <w:szCs w:val="16"/>
         </w:rPr>
-        <w:t xml:space="preserve">USE AFTER: PREDICT PHASE — Predict: individual 3-minute prediction on rooting 200 mango and grevillea stem cuttings for a school tree nursery in Machakos</w:t>
+        <w:t xml:space="preserve">USE AFTER: PREDICT PHASE — Think-Pair-Share: revisiting my Lesson 1 (Day 1) model</w:t>
       </w:r>
     </w:p>
     <w:p>
@@ -584,52 +650,37 @@
           <w:sz w:val="21"/>
           <w:szCs w:val="21"/>
         </w:rPr>
-        <w:t xml:space="preserve">Q1. A school in Machakos wants to grow 200 mango and grevillea seedlings from stem cuttings. Which idea would best help the cuttings form roots?</w:t>
-      </w:r>
-    </w:p>
-    <w:p>
-      <w:pPr>
-        <w:keepNext/>
-        <w:spacing w:after="20"/>
-        <w:ind w:left="360"/>
-      </w:pPr>
-      <w:r>
-        <w:rPr>
-          <w:rFonts w:ascii="Arial" w:cs="Arial" w:eastAsia="Arial" w:hAnsi="Arial"/>
-          <w:sz w:val="21"/>
-          <w:szCs w:val="21"/>
-        </w:rPr>
-        <w:t xml:space="preserve">A.  Remove all the leaves and the cut surface so nothing is left to use water</w:t>
-      </w:r>
-    </w:p>
-    <w:p>
-      <w:pPr>
-        <w:keepNext/>
-        <w:spacing w:after="20"/>
-        <w:ind w:left="360"/>
-      </w:pPr>
-      <w:r>
-        <w:rPr>
-          <w:rFonts w:ascii="Arial" w:cs="Arial" w:eastAsia="Arial" w:hAnsi="Arial"/>
-          <w:sz w:val="21"/>
-          <w:szCs w:val="21"/>
-        </w:rPr>
-        <w:t xml:space="preserve">B.  Keep the cuttings in full sun without water so they become strong</w:t>
-      </w:r>
-    </w:p>
-    <w:p>
-      <w:pPr>
-        <w:keepNext/>
-        <w:spacing w:after="20"/>
-        <w:ind w:left="360"/>
-      </w:pPr>
-      <w:r>
-        <w:rPr>
-          <w:rFonts w:ascii="Arial" w:cs="Arial" w:eastAsia="Arial" w:hAnsi="Arial"/>
-          <w:sz w:val="21"/>
-          <w:szCs w:val="21"/>
-        </w:rPr>
-        <w:t xml:space="preserve">C.  Spread fertiliser on the cut end, because fertiliser makes roots form</w:t>
+        <w:t xml:space="preserve">Q1. Mr. Wafula planted maize and beans on the same day, in the same field, after the same 25 mm of rain. Fewer bean seeds than maize seeds germinated, and they grew differently. Which explanation is best supported by the evidence?</w:t>
+      </w:r>
+    </w:p>
+    <w:p>
+      <w:pPr>
+        <w:keepNext/>
+        <w:spacing w:after="20"/>
+        <w:ind w:left="360"/>
+      </w:pPr>
+      <w:r>
+        <w:rPr>
+          <w:rFonts w:ascii="Arial" w:cs="Arial" w:eastAsia="Arial" w:hAnsi="Arial"/>
+          <w:sz w:val="21"/>
+          <w:szCs w:val="21"/>
+        </w:rPr>
+        <w:t xml:space="preserve">A.  Healthy-looking seeds always germinate, so the differences are just chance.</w:t>
+      </w:r>
+    </w:p>
+    <w:p>
+      <w:pPr>
+        <w:keepNext/>
+        <w:spacing w:after="20"/>
+        <w:ind w:left="360"/>
+      </w:pPr>
+      <w:r>
+        <w:rPr>
+          <w:rFonts w:ascii="Arial" w:cs="Arial" w:eastAsia="Arial" w:hAnsi="Arial"/>
+          <w:sz w:val="21"/>
+          <w:szCs w:val="21"/>
+        </w:rPr>
+        <w:t xml:space="preserve">B.  The beans were planted on a different day from the maize.</w:t>
       </w:r>
     </w:p>
     <w:p>
@@ -647,7 +698,22 @@
           <w:sz w:val="21"/>
           <w:szCs w:val="21"/>
         </w:rPr>
-        <w:t xml:space="preserve">D.  Apply a plant hormone source such as crushed bulb onion or Aloe gel to the cut end, because auxins stimulate roots to form</w:t>
+        <w:t xml:space="preserve">C.  The differences come from seed structure, seed condition (such as dormancy and viability) and the environment (such as waterlogging and oxygen).</w:t>
+      </w:r>
+    </w:p>
+    <w:p>
+      <w:pPr>
+        <w:keepNext/>
+        <w:spacing w:after="20"/>
+        <w:ind w:left="360"/>
+      </w:pPr>
+      <w:r>
+        <w:rPr>
+          <w:rFonts w:ascii="Arial" w:cs="Arial" w:eastAsia="Arial" w:hAnsi="Arial"/>
+          <w:sz w:val="21"/>
+          <w:szCs w:val="21"/>
+        </w:rPr>
+        <w:t xml:space="preserve">D.  The rain fell more on the beans than on the maize.</w:t>
       </w:r>
     </w:p>
     <w:p>
@@ -663,7 +729,7 @@
           <w:sz w:val="21"/>
           <w:szCs w:val="21"/>
         </w:rPr>
-        <w:t xml:space="preserve">Correct answer: D. </w:t>
+        <w:t xml:space="preserve">Correct answer: C. </w:t>
       </w:r>
       <w:r>
         <w:rPr>
@@ -672,7 +738,7 @@
           <w:sz w:val="19"/>
           <w:szCs w:val="19"/>
         </w:rPr>
-        <w:t xml:space="preserve">Auxins stimulate root formation on cuttings, and natural sources such as onion and Aloe can supply rooting substances. Fertiliser does not trigger roots, and cuttings need water and some shade.</w:t>
+        <w:t xml:space="preserve">Both crops had the same planting day and rain, so those cannot explain the differences. Seed structure, seed condition and environment (for example a waterlogged patch with no oxygen) explain them.</w:t>
       </w:r>
     </w:p>
     <w:p>
@@ -687,7 +753,7 @@
           <w:sz w:val="16"/>
           <w:szCs w:val="16"/>
         </w:rPr>
-        <w:t xml:space="preserve">USE AFTER: OBSERVE PHASE — Observe: Evidence Sorting Station, examining the treated and water-only stem cuttings and the rooting results table</w:t>
+        <w:t xml:space="preserve">USE AFTER: OBSERVE PHASE — Gallery Walk: checking that poster numbers match the Mr. Wafula germination data</w:t>
       </w:r>
     </w:p>
     <w:p>
@@ -703,52 +769,7 @@
           <w:sz w:val="21"/>
           <w:szCs w:val="21"/>
         </w:rPr>
-        <w:t xml:space="preserve">Q2. In a rooting test, four hibiscus cuttings were treated with crushed bulb onion, Aloe gel, cinnamon powder, or water only. Why is the cutting treated with water only included?</w:t>
-      </w:r>
-    </w:p>
-    <w:p>
-      <w:pPr>
-        <w:keepNext/>
-        <w:spacing w:after="20"/>
-        <w:ind w:left="360"/>
-      </w:pPr>
-      <w:r>
-        <w:rPr>
-          <w:rFonts w:ascii="Arial" w:cs="Arial" w:eastAsia="Arial" w:hAnsi="Arial"/>
-          <w:sz w:val="21"/>
-          <w:szCs w:val="21"/>
-        </w:rPr>
-        <w:t xml:space="preserve">A.  It shows which cutting will die first</w:t>
-      </w:r>
-    </w:p>
-    <w:p>
-      <w:pPr>
-        <w:keepNext/>
-        <w:spacing w:after="20"/>
-        <w:ind w:left="360"/>
-      </w:pPr>
-      <w:r>
-        <w:rPr>
-          <w:rFonts w:ascii="Arial" w:cs="Arial" w:eastAsia="Arial" w:hAnsi="Arial"/>
-          <w:sz w:val="21"/>
-          <w:szCs w:val="21"/>
-        </w:rPr>
-        <w:t xml:space="preserve">B.  It is the best treatment because water is the only thing roots need</w:t>
-      </w:r>
-    </w:p>
-    <w:p>
-      <w:pPr>
-        <w:keepNext/>
-        <w:spacing w:after="20"/>
-        <w:ind w:left="360"/>
-      </w:pPr>
-      <w:r>
-        <w:rPr>
-          <w:rFonts w:ascii="Arial" w:cs="Arial" w:eastAsia="Arial" w:hAnsi="Arial"/>
-          <w:sz w:val="21"/>
-          <w:szCs w:val="21"/>
-        </w:rPr>
-        <w:t xml:space="preserve">C.  It makes sure all the cuttings get the same amount of onion</w:t>
+        <w:t xml:space="preserve">Q2. Out of 100 Rosecoco bean seeds planted by Mr. Wafula, 80 germinated. The seeds that failed were: 8 with hard seed coats (dormant), 6 in the waterlogged patch, 4 non-viable and 2 damaged by pests. How many seeds failed to germinate in total, and does this agree with the 80 that germinated?</w:t>
       </w:r>
     </w:p>
     <w:p>
@@ -766,7 +787,52 @@
           <w:sz w:val="21"/>
           <w:szCs w:val="21"/>
         </w:rPr>
-        <w:t xml:space="preserve">D.  It is the control, used to compare how many roots form with no rooting substance added</w:t>
+        <w:t xml:space="preserve">A.  20 failed, which agrees with 80 germinating</w:t>
+      </w:r>
+    </w:p>
+    <w:p>
+      <w:pPr>
+        <w:keepNext/>
+        <w:spacing w:after="20"/>
+        <w:ind w:left="360"/>
+      </w:pPr>
+      <w:r>
+        <w:rPr>
+          <w:rFonts w:ascii="Arial" w:cs="Arial" w:eastAsia="Arial" w:hAnsi="Arial"/>
+          <w:sz w:val="21"/>
+          <w:szCs w:val="21"/>
+        </w:rPr>
+        <w:t xml:space="preserve">B.  22 failed, so 78 should have germinated</w:t>
+      </w:r>
+    </w:p>
+    <w:p>
+      <w:pPr>
+        <w:keepNext/>
+        <w:spacing w:after="20"/>
+        <w:ind w:left="360"/>
+      </w:pPr>
+      <w:r>
+        <w:rPr>
+          <w:rFonts w:ascii="Arial" w:cs="Arial" w:eastAsia="Arial" w:hAnsi="Arial"/>
+          <w:sz w:val="21"/>
+          <w:szCs w:val="21"/>
+        </w:rPr>
+        <w:t xml:space="preserve">C.  12 failed, which agrees with 88 germinating</w:t>
+      </w:r>
+    </w:p>
+    <w:p>
+      <w:pPr>
+        <w:keepNext/>
+        <w:spacing w:after="20"/>
+        <w:ind w:left="360"/>
+      </w:pPr>
+      <w:r>
+        <w:rPr>
+          <w:rFonts w:ascii="Arial" w:cs="Arial" w:eastAsia="Arial" w:hAnsi="Arial"/>
+          <w:sz w:val="21"/>
+          <w:szCs w:val="21"/>
+        </w:rPr>
+        <w:t xml:space="preserve">D.  18 failed, so 82 should have germinated</w:t>
       </w:r>
     </w:p>
     <w:p>
@@ -782,7 +848,7 @@
           <w:sz w:val="21"/>
           <w:szCs w:val="21"/>
         </w:rPr>
-        <w:t xml:space="preserve">Correct answer: D. </w:t>
+        <w:t xml:space="preserve">Correct answer: A. </w:t>
       </w:r>
       <w:r>
         <w:rPr>
@@ -791,7 +857,7 @@
           <w:sz w:val="19"/>
           <w:szCs w:val="19"/>
         </w:rPr>
-        <w:t xml:space="preserve">The water-only cutting is the control. Comparing it with the treated cuttings shows whether the onion, Aloe or cinnamon caused any change in rooting.</w:t>
+        <w:t xml:space="preserve">8 + 6 + 4 + 2 = 20 failures, and 100 - 20 = 80 germinated, so the causes account for all the failures. The figure 12 is the maize total, not the bean total.</w:t>
       </w:r>
     </w:p>
     <w:p>
@@ -806,7 +872,7 @@
           <w:sz w:val="16"/>
           <w:szCs w:val="16"/>
         </w:rPr>
-        <w:t xml:space="preserve">USE AFTER: OBSERVE PHASE — Observe: Evidence Sorting Station, sorting seed factors and dormancy-breaking results (soaking, scarification)</w:t>
+        <w:t xml:space="preserve">USE AFTER: OBSERVE PHASE — Gallery Walk: the conditions tests (jar results 18, 0, 1, 0)</w:t>
       </w:r>
     </w:p>
     <w:p>
@@ -822,7 +888,22 @@
           <w:sz w:val="21"/>
           <w:szCs w:val="21"/>
         </w:rPr>
-        <w:t xml:space="preserve">Q3. A farmer plants healthy-looking bean seeds in warm, moist soil with enough air. Most germinate, but a few do not even after many days. What is the most likely reason for the few that fail?</w:t>
+        <w:t xml:space="preserve">Q3. A learner puts 20 bean seeds in each of two jars kept at 25 °C. Jar 1 has moist cotton wool and air, and 18 seeds germinate. Jar 2 has the same temperature and water but the seeds are fully covered in water with no air, and only 1 seed germinates. What does this show?</w:t>
+      </w:r>
+    </w:p>
+    <w:p>
+      <w:pPr>
+        <w:keepNext/>
+        <w:spacing w:after="20"/>
+        <w:ind w:left="360"/>
+      </w:pPr>
+      <w:r>
+        <w:rPr>
+          <w:rFonts w:ascii="Arial" w:cs="Arial" w:eastAsia="Arial" w:hAnsi="Arial"/>
+          <w:sz w:val="21"/>
+          <w:szCs w:val="21"/>
+        </w:rPr>
+        <w:t xml:space="preserve">A.  Seeds need soil to germinate.</w:t>
       </w:r>
     </w:p>
     <w:p>
@@ -840,52 +921,37 @@
           <w:sz w:val="21"/>
           <w:szCs w:val="21"/>
         </w:rPr>
-        <w:t xml:space="preserve">A.  The seeds are dormant, for example with a hard seed coat, so germination has not been triggered</w:t>
-      </w:r>
-    </w:p>
-    <w:p>
-      <w:pPr>
-        <w:keepNext/>
-        <w:spacing w:after="20"/>
-        <w:ind w:left="360"/>
-      </w:pPr>
-      <w:r>
-        <w:rPr>
-          <w:rFonts w:ascii="Arial" w:cs="Arial" w:eastAsia="Arial" w:hAnsi="Arial"/>
-          <w:sz w:val="21"/>
-          <w:szCs w:val="21"/>
-        </w:rPr>
-        <w:t xml:space="preserve">B.  There is no water in the soil</w:t>
-      </w:r>
-    </w:p>
-    <w:p>
-      <w:pPr>
-        <w:keepNext/>
-        <w:spacing w:after="20"/>
-        <w:ind w:left="360"/>
-      </w:pPr>
-      <w:r>
-        <w:rPr>
-          <w:rFonts w:ascii="Arial" w:cs="Arial" w:eastAsia="Arial" w:hAnsi="Arial"/>
-          <w:sz w:val="21"/>
-          <w:szCs w:val="21"/>
-        </w:rPr>
-        <w:t xml:space="preserve">C.  Beans do not have any hormones</w:t>
-      </w:r>
-    </w:p>
-    <w:p>
-      <w:pPr>
-        <w:keepNext/>
-        <w:spacing w:after="20"/>
-        <w:ind w:left="360"/>
-      </w:pPr>
-      <w:r>
-        <w:rPr>
-          <w:rFonts w:ascii="Arial" w:cs="Arial" w:eastAsia="Arial" w:hAnsi="Arial"/>
-          <w:sz w:val="21"/>
-          <w:szCs w:val="21"/>
-        </w:rPr>
-        <w:t xml:space="preserve">D.  The seeds are monocots, so they cannot germinate</w:t>
+        <w:t xml:space="preserve">B.  Seeds need oxygen for respiration to germinate, which is why waterlogged seeds fail.</w:t>
+      </w:r>
+    </w:p>
+    <w:p>
+      <w:pPr>
+        <w:keepNext/>
+        <w:spacing w:after="20"/>
+        <w:ind w:left="360"/>
+      </w:pPr>
+      <w:r>
+        <w:rPr>
+          <w:rFonts w:ascii="Arial" w:cs="Arial" w:eastAsia="Arial" w:hAnsi="Arial"/>
+          <w:sz w:val="21"/>
+          <w:szCs w:val="21"/>
+        </w:rPr>
+        <w:t xml:space="preserve">C.  Seeds germinate best when they have too much water.</w:t>
+      </w:r>
+    </w:p>
+    <w:p>
+      <w:pPr>
+        <w:keepNext/>
+        <w:spacing w:after="20"/>
+        <w:ind w:left="360"/>
+      </w:pPr>
+      <w:r>
+        <w:rPr>
+          <w:rFonts w:ascii="Arial" w:cs="Arial" w:eastAsia="Arial" w:hAnsi="Arial"/>
+          <w:sz w:val="21"/>
+          <w:szCs w:val="21"/>
+        </w:rPr>
+        <w:t xml:space="preserve">D.  Seeds need light to germinate.</w:t>
       </w:r>
     </w:p>
     <w:p>
@@ -901,7 +967,7 @@
           <w:sz w:val="21"/>
           <w:szCs w:val="21"/>
         </w:rPr>
-        <w:t xml:space="preserve">Correct answer: A. </w:t>
+        <w:t xml:space="preserve">Correct answer: B. </w:t>
       </w:r>
       <w:r>
         <w:rPr>
@@ -910,7 +976,7 @@
           <w:sz w:val="19"/>
           <w:szCs w:val="19"/>
         </w:rPr>
-        <w:t xml:space="preserve">Water, air and warmth are present, so the problem lies with the seed. Dormancy, such as a hard seed coat, can stop healthy seeds germinating until it is broken, for example by scarification or soaking.</w:t>
+        <w:t xml:space="preserve">Only the oxygen supply differed between the two jars. Germination needs energy from respiration, which needs oxygen, so seeds in waterlogged soil fail.</w:t>
       </w:r>
     </w:p>
     <w:p>
@@ -925,7 +991,7 @@
           <w:sz w:val="16"/>
           <w:szCs w:val="16"/>
         </w:rPr>
-        <w:t xml:space="preserve">USE AFTER: EXPLAIN PHASE — Explain: writing the CER final explanation (evidence on hypogeal vs epigeal germination)</w:t>
+        <w:t xml:space="preserve">USE AFTER: EXPLAIN PHASE — Claim-Evidence-Reasoning: why 8 healthy-looking beans did not germinate</w:t>
       </w:r>
     </w:p>
     <w:p>
@@ -941,22 +1007,52 @@
           <w:sz w:val="21"/>
           <w:szCs w:val="21"/>
         </w:rPr>
-        <w:t xml:space="preserve">Q4. Which statement correctly describes germination in maize and in common bean?</w:t>
-      </w:r>
-    </w:p>
-    <w:p>
-      <w:pPr>
-        <w:keepNext/>
-        <w:spacing w:after="20"/>
-        <w:ind w:left="360"/>
-      </w:pPr>
-      <w:r>
-        <w:rPr>
-          <w:rFonts w:ascii="Arial" w:cs="Arial" w:eastAsia="Arial" w:hAnsi="Arial"/>
-          <w:sz w:val="21"/>
-          <w:szCs w:val="21"/>
-        </w:rPr>
-        <w:t xml:space="preserve">A.  Both are epigeal, because all seeds push their cotyledons above the ground</w:t>
+        <w:t xml:space="preserve">Q4. Eight bean seeds looked healthy but did not germinate in moist, warm soil. After the hard seed coat was scratched (scarification), 7 of the 8 germinated. What is the best explanation?</w:t>
+      </w:r>
+    </w:p>
+    <w:p>
+      <w:pPr>
+        <w:keepNext/>
+        <w:spacing w:after="20"/>
+        <w:ind w:left="360"/>
+      </w:pPr>
+      <w:r>
+        <w:rPr>
+          <w:rFonts w:ascii="Arial" w:cs="Arial" w:eastAsia="Arial" w:hAnsi="Arial"/>
+          <w:sz w:val="21"/>
+          <w:szCs w:val="21"/>
+        </w:rPr>
+        <w:t xml:space="preserve">A.  The seeds were non-viable (dead) from the start.</w:t>
+      </w:r>
+    </w:p>
+    <w:p>
+      <w:pPr>
+        <w:keepNext/>
+        <w:spacing w:after="20"/>
+        <w:ind w:left="360"/>
+      </w:pPr>
+      <w:r>
+        <w:rPr>
+          <w:rFonts w:ascii="Arial" w:cs="Arial" w:eastAsia="Arial" w:hAnsi="Arial"/>
+          <w:sz w:val="21"/>
+          <w:szCs w:val="21"/>
+        </w:rPr>
+        <w:t xml:space="preserve">B.  The seeds had too much oxygen before they were scratched.</w:t>
+      </w:r>
+    </w:p>
+    <w:p>
+      <w:pPr>
+        <w:keepNext/>
+        <w:spacing w:after="20"/>
+        <w:ind w:left="360"/>
+      </w:pPr>
+      <w:r>
+        <w:rPr>
+          <w:rFonts w:ascii="Arial" w:cs="Arial" w:eastAsia="Arial" w:hAnsi="Arial"/>
+          <w:sz w:val="21"/>
+          <w:szCs w:val="21"/>
+        </w:rPr>
+        <w:t xml:space="preserve">C.  The seeds were damaged by pests, which scarification repaired.</w:t>
       </w:r>
     </w:p>
     <w:p>
@@ -974,37 +1070,7 @@
           <w:sz w:val="21"/>
           <w:szCs w:val="21"/>
         </w:rPr>
-        <w:t xml:space="preserve">B.  Maize is hypogeal, with its cotyledon staying underground, while bean is epigeal, with its cotyledons raised above the ground</w:t>
-      </w:r>
-    </w:p>
-    <w:p>
-      <w:pPr>
-        <w:keepNext/>
-        <w:spacing w:after="20"/>
-        <w:ind w:left="360"/>
-      </w:pPr>
-      <w:r>
-        <w:rPr>
-          <w:rFonts w:ascii="Arial" w:cs="Arial" w:eastAsia="Arial" w:hAnsi="Arial"/>
-          <w:sz w:val="21"/>
-          <w:szCs w:val="21"/>
-        </w:rPr>
-        <w:t xml:space="preserve">C.  Both are hypogeal, because seeds always germinate underground</w:t>
-      </w:r>
-    </w:p>
-    <w:p>
-      <w:pPr>
-        <w:keepNext/>
-        <w:spacing w:after="20"/>
-        <w:ind w:left="360"/>
-      </w:pPr>
-      <w:r>
-        <w:rPr>
-          <w:rFonts w:ascii="Arial" w:cs="Arial" w:eastAsia="Arial" w:hAnsi="Arial"/>
-          <w:sz w:val="21"/>
-          <w:szCs w:val="21"/>
-        </w:rPr>
-        <w:t xml:space="preserve">D.  Maize is epigeal and bean is hypogeal, because maize has two cotyledons</w:t>
+        <w:t xml:space="preserve">D.  The seeds were dormant because the hard testa stopped water from entering.</w:t>
       </w:r>
     </w:p>
     <w:p>
@@ -1020,7 +1086,7 @@
           <w:sz w:val="21"/>
           <w:szCs w:val="21"/>
         </w:rPr>
-        <w:t xml:space="preserve">Correct answer: B. </w:t>
+        <w:t xml:space="preserve">Correct answer: D. </w:t>
       </w:r>
       <w:r>
         <w:rPr>
@@ -1029,7 +1095,7 @@
           <w:sz w:val="19"/>
           <w:szCs w:val="19"/>
         </w:rPr>
-        <w:t xml:space="preserve">In maize (monocot) the cotyledon stays below the soil, which is hypogeal germination. In common bean (dicot) the hypocotyl lifts the cotyledons above the soil, which is epigeal germination.</w:t>
+        <w:t xml:space="preserve">Since 7 of the 8 seeds germinated once the coat was scratched, they were alive (viable) but dormant. The hard testa blocked water uptake, and scarification let water in. Non-viable seeds would not germinate at all.</w:t>
       </w:r>
     </w:p>
     <w:p>
@@ -1044,7 +1110,7 @@
           <w:sz w:val="16"/>
           <w:szCs w:val="16"/>
         </w:rPr>
-        <w:t xml:space="preserve">USE AFTER: EXPLAIN PHASE — Explain: writing the Evidence part of the CER final explanation using class germination data (soaked vs dry beans)</w:t>
+        <w:t xml:space="preserve">USE AFTER: EXPLAIN PHASE — Claim-Evidence-Reasoning: emergence of maize (Day 7) and beans (Day 8)</w:t>
       </w:r>
     </w:p>
     <w:p>
@@ -1060,37 +1126,7 @@
           <w:sz w:val="21"/>
           <w:szCs w:val="21"/>
         </w:rPr>
-        <w:t xml:space="preserve">Q5. In a class test, 10 soaked bean seeds and 10 dry bean seeds were kept under the same warm conditions. 8 of the soaked seeds germinated and 3 of the dry seeds germinated. What percentage of the soaked seeds germinated?</w:t>
-      </w:r>
-    </w:p>
-    <w:p>
-      <w:pPr>
-        <w:keepNext/>
-        <w:spacing w:after="20"/>
-        <w:ind w:left="360"/>
-      </w:pPr>
-      <w:r>
-        <w:rPr>
-          <w:rFonts w:ascii="Arial" w:cs="Arial" w:eastAsia="Arial" w:hAnsi="Arial"/>
-          <w:sz w:val="21"/>
-          <w:szCs w:val="21"/>
-        </w:rPr>
-        <w:t xml:space="preserve">A.  50%</w:t>
-      </w:r>
-    </w:p>
-    <w:p>
-      <w:pPr>
-        <w:keepNext/>
-        <w:spacing w:after="20"/>
-        <w:ind w:left="360"/>
-      </w:pPr>
-      <w:r>
-        <w:rPr>
-          <w:rFonts w:ascii="Arial" w:cs="Arial" w:eastAsia="Arial" w:hAnsi="Arial"/>
-          <w:sz w:val="21"/>
-          <w:szCs w:val="21"/>
-        </w:rPr>
-        <w:t xml:space="preserve">B.  30%</w:t>
+        <w:t xml:space="preserve">Q5. Which statement correctly compares how maize and bean seedlings emerge from the soil?</w:t>
       </w:r>
     </w:p>
     <w:p>
@@ -1108,22 +1144,52 @@
           <w:sz w:val="21"/>
           <w:szCs w:val="21"/>
         </w:rPr>
-        <w:t xml:space="preserve">C.  80%</w:t>
-      </w:r>
-    </w:p>
-    <w:p>
-      <w:pPr>
-        <w:keepNext/>
-        <w:spacing w:after="20"/>
-        <w:ind w:left="360"/>
-      </w:pPr>
-      <w:r>
-        <w:rPr>
-          <w:rFonts w:ascii="Arial" w:cs="Arial" w:eastAsia="Arial" w:hAnsi="Arial"/>
-          <w:sz w:val="21"/>
-          <w:szCs w:val="21"/>
-        </w:rPr>
-        <w:t xml:space="preserve">D.  8%</w:t>
+        <w:t xml:space="preserve">A.  Maize is hypogeal: its scutellum stays underground while the coleoptile pierces the soil. Beans are epigeal: their two cotyledons are raised above ground.</w:t>
+      </w:r>
+    </w:p>
+    <w:p>
+      <w:pPr>
+        <w:keepNext/>
+        <w:spacing w:after="20"/>
+        <w:ind w:left="360"/>
+      </w:pPr>
+      <w:r>
+        <w:rPr>
+          <w:rFonts w:ascii="Arial" w:cs="Arial" w:eastAsia="Arial" w:hAnsi="Arial"/>
+          <w:sz w:val="21"/>
+          <w:szCs w:val="21"/>
+        </w:rPr>
+        <w:t xml:space="preserve">B.  Both maize and beans are epigeal because both have a plumule.</w:t>
+      </w:r>
+    </w:p>
+    <w:p>
+      <w:pPr>
+        <w:keepNext/>
+        <w:spacing w:after="20"/>
+        <w:ind w:left="360"/>
+      </w:pPr>
+      <w:r>
+        <w:rPr>
+          <w:rFonts w:ascii="Arial" w:cs="Arial" w:eastAsia="Arial" w:hAnsi="Arial"/>
+          <w:sz w:val="21"/>
+          <w:szCs w:val="21"/>
+        </w:rPr>
+        <w:t xml:space="preserve">C.  Both maize and beans are hypogeal because both are planted 3 cm deep.</w:t>
+      </w:r>
+    </w:p>
+    <w:p>
+      <w:pPr>
+        <w:keepNext/>
+        <w:spacing w:after="20"/>
+        <w:ind w:left="360"/>
+      </w:pPr>
+      <w:r>
+        <w:rPr>
+          <w:rFonts w:ascii="Arial" w:cs="Arial" w:eastAsia="Arial" w:hAnsi="Arial"/>
+          <w:sz w:val="21"/>
+          <w:szCs w:val="21"/>
+        </w:rPr>
+        <w:t xml:space="preserve">D.  Maize is epigeal: its cotyledons are lifted above the ground. Beans are hypogeal.</w:t>
       </w:r>
     </w:p>
     <w:p>
@@ -1139,7 +1205,7 @@
           <w:sz w:val="21"/>
           <w:szCs w:val="21"/>
         </w:rPr>
-        <w:t xml:space="preserve">Correct answer: C. </w:t>
+        <w:t xml:space="preserve">Correct answer: A. </w:t>
       </w:r>
       <w:r>
         <w:rPr>
@@ -1148,7 +1214,7 @@
           <w:sz w:val="19"/>
           <w:szCs w:val="19"/>
         </w:rPr>
-        <w:t xml:space="preserve">Percentage germination = 8 ÷ 10 × 100 = 80%. This data is evidence that water helps germination because it activates enzymes and hormones that break down stored food.</w:t>
+        <w:t xml:space="preserve">Maize is a monocot with one scutellum that stays below ground (hypogeal), and the coleoptile protects the shoot as it emerges. Beans are dicots whose two cotyledons are lifted above the soil (epigeal).</w:t>
       </w:r>
     </w:p>
     <w:p>
@@ -1163,7 +1229,7 @@
           <w:sz w:val="16"/>
           <w:szCs w:val="16"/>
         </w:rPr>
-        <w:t xml:space="preserve">USE AFTER: EXPLAIN PHASE — Explain: whole-class check with the Kitale farmer's hybrid maize that failed to germinate in dry soil</w:t>
+        <w:t xml:space="preserve">USE AFTER: EXPLAIN PHASE — Claim-Evidence-Reasoning: apical dominance (0 vs 3 branches)</w:t>
       </w:r>
     </w:p>
     <w:p>
@@ -1179,52 +1245,22 @@
           <w:sz w:val="21"/>
           <w:szCs w:val="21"/>
         </w:rPr>
-        <w:t xml:space="preserve">Q6. A farmer in Kitale plants hybrid maize seeds in dry soil and they fail to germinate. What is the best advice, and why?</w:t>
-      </w:r>
-    </w:p>
-    <w:p>
-      <w:pPr>
-        <w:keepNext/>
-        <w:spacing w:after="20"/>
-        <w:ind w:left="360"/>
-      </w:pPr>
-      <w:r>
-        <w:rPr>
-          <w:rFonts w:ascii="Arial" w:cs="Arial" w:eastAsia="Arial" w:hAnsi="Arial"/>
-          <w:sz w:val="21"/>
-          <w:szCs w:val="21"/>
-        </w:rPr>
-        <w:t xml:space="preserve">A.  Plant the seeds much deeper, because seeds do not need water to germinate</w:t>
-      </w:r>
-    </w:p>
-    <w:p>
-      <w:pPr>
-        <w:keepNext/>
-        <w:spacing w:after="20"/>
-        <w:ind w:left="360"/>
-      </w:pPr>
-      <w:r>
-        <w:rPr>
-          <w:rFonts w:ascii="Arial" w:cs="Arial" w:eastAsia="Arial" w:hAnsi="Arial"/>
-          <w:sz w:val="21"/>
-          <w:szCs w:val="21"/>
-        </w:rPr>
-        <w:t xml:space="preserve">B.  Add hormones to the dry soil, because hormones make seeds grow without water</w:t>
-      </w:r>
-    </w:p>
-    <w:p>
-      <w:pPr>
-        <w:keepNext/>
-        <w:spacing w:after="20"/>
-        <w:ind w:left="360"/>
-      </w:pPr>
-      <w:r>
-        <w:rPr>
-          <w:rFonts w:ascii="Arial" w:cs="Arial" w:eastAsia="Arial" w:hAnsi="Arial"/>
-          <w:sz w:val="21"/>
-          <w:szCs w:val="21"/>
-        </w:rPr>
-        <w:t xml:space="preserve">C.  Use bigger seeds, because only large seeds need water</w:t>
+        <w:t xml:space="preserve">Q6. A bean plant with its shoot tip left on grew 0 branches. After the tip was removed at Day 20, it grew 3 branches. What explains this?</w:t>
+      </w:r>
+    </w:p>
+    <w:p>
+      <w:pPr>
+        <w:keepNext/>
+        <w:spacing w:after="20"/>
+        <w:ind w:left="360"/>
+      </w:pPr>
+      <w:r>
+        <w:rPr>
+          <w:rFonts w:ascii="Arial" w:cs="Arial" w:eastAsia="Arial" w:hAnsi="Arial"/>
+          <w:sz w:val="21"/>
+          <w:szCs w:val="21"/>
+        </w:rPr>
+        <w:t xml:space="preserve">A.  Removing the tip stopped the plant from respiring, so the side buds grew.</w:t>
       </w:r>
     </w:p>
     <w:p>
@@ -1242,7 +1278,37 @@
           <w:sz w:val="21"/>
           <w:szCs w:val="21"/>
         </w:rPr>
-        <w:t xml:space="preserve">D.  Plant when the soil is moist, because water activates enzymes and gibberellins that break down stored food for the embryo</w:t>
+        <w:t xml:space="preserve">B.  Auxin made in the shoot tip inhibits the side (lateral) buds, so removing the tip lets them grow into branches.</w:t>
+      </w:r>
+    </w:p>
+    <w:p>
+      <w:pPr>
+        <w:keepNext/>
+        <w:spacing w:after="20"/>
+        <w:ind w:left="360"/>
+      </w:pPr>
+      <w:r>
+        <w:rPr>
+          <w:rFonts w:ascii="Arial" w:cs="Arial" w:eastAsia="Arial" w:hAnsi="Arial"/>
+          <w:sz w:val="21"/>
+          <w:szCs w:val="21"/>
+        </w:rPr>
+        <w:t xml:space="preserve">C.  Gibberellins from the roots only work after the tip is cut off, so the side buds die.</w:t>
+      </w:r>
+    </w:p>
+    <w:p>
+      <w:pPr>
+        <w:keepNext/>
+        <w:spacing w:after="20"/>
+        <w:ind w:left="360"/>
+      </w:pPr>
+      <w:r>
+        <w:rPr>
+          <w:rFonts w:ascii="Arial" w:cs="Arial" w:eastAsia="Arial" w:hAnsi="Arial"/>
+          <w:sz w:val="21"/>
+          <w:szCs w:val="21"/>
+        </w:rPr>
+        <w:t xml:space="preserve">D.  Abscisic acid from the tip makes the plant grow taller, so branches cannot form.</w:t>
       </w:r>
     </w:p>
     <w:p>
@@ -1258,7 +1324,7 @@
           <w:sz w:val="21"/>
           <w:szCs w:val="21"/>
         </w:rPr>
-        <w:t xml:space="preserve">Correct answer: D. </w:t>
+        <w:t xml:space="preserve">Correct answer: B. </w:t>
       </w:r>
       <w:r>
         <w:rPr>
@@ -1267,7 +1333,7 @@
           <w:sz w:val="19"/>
           <w:szCs w:val="19"/>
         </w:rPr>
-        <w:t xml:space="preserve">Water is needed for germination: it softens the seed coat and activates enzymes and gibberellins that digest stored food so the embryo can grow. Hormones cannot replace water.</w:t>
+        <w:t xml:space="preserve">This is apical dominance. Auxin from the apical bud suppresses lateral buds, and when the tip is removed this inhibition stops, so branches grow (cytokinins promote lateral bud growth).</w:t>
       </w:r>
     </w:p>
     <w:p>
@@ -1282,7 +1348,7 @@
           <w:sz w:val="16"/>
           <w:szCs w:val="16"/>
         </w:rPr>
-        <w:t xml:space="preserve">USE AFTER: MODEL BUILDING PHASE — Model: 'Then I thought... Now I know... because...' statements comparing the Day 1 model with the final cumulative model</w:t>
+        <w:t xml:space="preserve">USE AFTER: MODEL BUILDING PHASE — Model revision: comparing Day 1 drawing with final model (shoot apical meristem, primary growth)</w:t>
       </w:r>
     </w:p>
     <w:p>
@@ -1298,52 +1364,7 @@
           <w:sz w:val="21"/>
           <w:szCs w:val="21"/>
         </w:rPr>
-        <w:t xml:space="preserve">Q7. A learner writes: 'Then I thought hormones feed a cutting so it can grow. Now I know...' Which ending is correct?</w:t>
-      </w:r>
-    </w:p>
-    <w:p>
-      <w:pPr>
-        <w:keepNext/>
-        <w:spacing w:after="20"/>
-        <w:ind w:left="360"/>
-      </w:pPr>
-      <w:r>
-        <w:rPr>
-          <w:rFonts w:ascii="Arial" w:cs="Arial" w:eastAsia="Arial" w:hAnsi="Arial"/>
-          <w:sz w:val="21"/>
-          <w:szCs w:val="21"/>
-        </w:rPr>
-        <w:t xml:space="preserve">A.  hormones are food stores in the cotyledons that give the plant energy</w:t>
-      </w:r>
-    </w:p>
-    <w:p>
-      <w:pPr>
-        <w:keepNext/>
-        <w:spacing w:after="20"/>
-        <w:ind w:left="360"/>
-      </w:pPr>
-      <w:r>
-        <w:rPr>
-          <w:rFonts w:ascii="Arial" w:cs="Arial" w:eastAsia="Arial" w:hAnsi="Arial"/>
-          <w:sz w:val="21"/>
-          <w:szCs w:val="21"/>
-        </w:rPr>
-        <w:t xml:space="preserve">B.  hormones are only found in animals, so plants use fertiliser instead</w:t>
-      </w:r>
-    </w:p>
-    <w:p>
-      <w:pPr>
-        <w:keepNext/>
-        <w:spacing w:after="20"/>
-        <w:ind w:left="360"/>
-      </w:pPr>
-      <w:r>
-        <w:rPr>
-          <w:rFonts w:ascii="Arial" w:cs="Arial" w:eastAsia="Arial" w:hAnsi="Arial"/>
-          <w:sz w:val="21"/>
-          <w:szCs w:val="21"/>
-        </w:rPr>
-        <w:t xml:space="preserve">C.  hormones are needed in large amounts, like water, to make plants grow</w:t>
+        <w:t xml:space="preserve">Q7. Maize grew to 125 cm and beans to 44 cm by Day 42. In which part of the plant does the primary growth that lengthens shoots and roots take place?</w:t>
       </w:r>
     </w:p>
     <w:p>
@@ -1361,7 +1382,52 @@
           <w:sz w:val="21"/>
           <w:szCs w:val="21"/>
         </w:rPr>
-        <w:t xml:space="preserve">D.  hormones are chemical messengers made in small amounts that control growth, for example auxins stimulate root formation and apical dominance</w:t>
+        <w:t xml:space="preserve">A.  In the apical meristems at the tips of the shoots and roots</w:t>
+      </w:r>
+    </w:p>
+    <w:p>
+      <w:pPr>
+        <w:keepNext/>
+        <w:spacing w:after="20"/>
+        <w:ind w:left="360"/>
+      </w:pPr>
+      <w:r>
+        <w:rPr>
+          <w:rFonts w:ascii="Arial" w:cs="Arial" w:eastAsia="Arial" w:hAnsi="Arial"/>
+          <w:sz w:val="21"/>
+          <w:szCs w:val="21"/>
+        </w:rPr>
+        <w:t xml:space="preserve">B.  In the testa and micropyle of the seed</w:t>
+      </w:r>
+    </w:p>
+    <w:p>
+      <w:pPr>
+        <w:keepNext/>
+        <w:spacing w:after="20"/>
+        <w:ind w:left="360"/>
+      </w:pPr>
+      <w:r>
+        <w:rPr>
+          <w:rFonts w:ascii="Arial" w:cs="Arial" w:eastAsia="Arial" w:hAnsi="Arial"/>
+          <w:sz w:val="21"/>
+          <w:szCs w:val="21"/>
+        </w:rPr>
+        <w:t xml:space="preserve">C.  In the mature leaf cells that are fully expanded</w:t>
+      </w:r>
+    </w:p>
+    <w:p>
+      <w:pPr>
+        <w:keepNext/>
+        <w:spacing w:after="20"/>
+        <w:ind w:left="360"/>
+      </w:pPr>
+      <w:r>
+        <w:rPr>
+          <w:rFonts w:ascii="Arial" w:cs="Arial" w:eastAsia="Arial" w:hAnsi="Arial"/>
+          <w:sz w:val="21"/>
+          <w:szCs w:val="21"/>
+        </w:rPr>
+        <w:t xml:space="preserve">D.  In the endosperm stored in the seed</w:t>
       </w:r>
     </w:p>
     <w:p>
@@ -1377,7 +1443,7 @@
           <w:sz w:val="21"/>
           <w:szCs w:val="21"/>
         </w:rPr>
-        <w:t xml:space="preserve">Correct answer: D. </w:t>
+        <w:t xml:space="preserve">Correct answer: A. </w:t>
       </w:r>
       <w:r>
         <w:rPr>
@@ -1386,7 +1452,126 @@
           <w:sz w:val="19"/>
           <w:szCs w:val="19"/>
         </w:rPr>
-        <w:t xml:space="preserve">Plant hormones such as auxins, gibberellins, cytokinins and abscisic acid are chemical messengers that regulate growth in small amounts. They are not food, and plants make them.</w:t>
+        <w:t xml:space="preserve">Primary growth happens where cells divide at the apical meristems at the shoot and root tips. The other parts listed do not make new cells for lengthening.</w:t>
+      </w:r>
+    </w:p>
+    <w:p>
+      <w:pPr>
+        <w:keepNext/>
+        <w:spacing w:after="40" w:before="200"/>
+      </w:pPr>
+      <w:r>
+        <w:rPr>
+          <w:rFonts w:ascii="Arial" w:cs="Arial" w:eastAsia="Arial" w:hAnsi="Arial"/>
+          <w:color w:val="1F6B75"/>
+          <w:sz w:val="16"/>
+          <w:szCs w:val="16"/>
+        </w:rPr>
+        <w:t xml:space="preserve">USE AFTER: MODEL BUILDING PHASE — Community action planning: selling 60 seedlings at KES 20 each (profit calculation)</w:t>
+      </w:r>
+    </w:p>
+    <w:p>
+      <w:pPr>
+        <w:keepNext/>
+        <w:spacing w:after="80"/>
+      </w:pPr>
+      <w:r>
+        <w:rPr>
+          <w:rFonts w:ascii="Arial" w:cs="Arial" w:eastAsia="Arial" w:hAnsi="Arial"/>
+          <w:b/>
+          <w:bCs/>
+          <w:sz w:val="21"/>
+          <w:szCs w:val="21"/>
+        </w:rPr>
+        <w:t xml:space="preserve">Q8. The school nursery sells 60 aloe vera-treated seedlings at KES 20 each. The polythene tubes and soil cost KES 300. What is the profit?</w:t>
+      </w:r>
+    </w:p>
+    <w:p>
+      <w:pPr>
+        <w:keepNext/>
+        <w:spacing w:after="20"/>
+        <w:ind w:left="360"/>
+      </w:pPr>
+      <w:r>
+        <w:rPr>
+          <w:rFonts w:ascii="Arial" w:cs="Arial" w:eastAsia="Arial" w:hAnsi="Arial"/>
+          <w:b/>
+          <w:bCs/>
+          <w:color w:val="2E7D4F"/>
+          <w:sz w:val="21"/>
+          <w:szCs w:val="21"/>
+        </w:rPr>
+        <w:t xml:space="preserve">A.  KES 900</w:t>
+      </w:r>
+    </w:p>
+    <w:p>
+      <w:pPr>
+        <w:keepNext/>
+        <w:spacing w:after="20"/>
+        <w:ind w:left="360"/>
+      </w:pPr>
+      <w:r>
+        <w:rPr>
+          <w:rFonts w:ascii="Arial" w:cs="Arial" w:eastAsia="Arial" w:hAnsi="Arial"/>
+          <w:sz w:val="21"/>
+          <w:szCs w:val="21"/>
+        </w:rPr>
+        <w:t xml:space="preserve">B.  KES 1,200</w:t>
+      </w:r>
+    </w:p>
+    <w:p>
+      <w:pPr>
+        <w:keepNext/>
+        <w:spacing w:after="20"/>
+        <w:ind w:left="360"/>
+      </w:pPr>
+      <w:r>
+        <w:rPr>
+          <w:rFonts w:ascii="Arial" w:cs="Arial" w:eastAsia="Arial" w:hAnsi="Arial"/>
+          <w:sz w:val="21"/>
+          <w:szCs w:val="21"/>
+        </w:rPr>
+        <w:t xml:space="preserve">C.  KES 300</w:t>
+      </w:r>
+    </w:p>
+    <w:p>
+      <w:pPr>
+        <w:keepNext/>
+        <w:spacing w:after="20"/>
+        <w:ind w:left="360"/>
+      </w:pPr>
+      <w:r>
+        <w:rPr>
+          <w:rFonts w:ascii="Arial" w:cs="Arial" w:eastAsia="Arial" w:hAnsi="Arial"/>
+          <w:sz w:val="21"/>
+          <w:szCs w:val="21"/>
+        </w:rPr>
+        <w:t xml:space="preserve">D.  KES 1,500</w:t>
+      </w:r>
+    </w:p>
+    <w:p>
+      <w:pPr>
+        <w:spacing w:after="120" w:before="60"/>
+      </w:pPr>
+      <w:r>
+        <w:rPr>
+          <w:rFonts w:ascii="Arial" w:cs="Arial" w:eastAsia="Arial" w:hAnsi="Arial"/>
+          <w:b/>
+          <w:bCs/>
+          <w:color w:val="2E7D4F"/>
+          <w:sz w:val="21"/>
+          <w:szCs w:val="21"/>
+        </w:rPr>
+        <w:t xml:space="preserve">Correct answer: A. </w:t>
+      </w:r>
+      <w:r>
+        <w:rPr>
+          <w:rFonts w:ascii="Arial" w:cs="Arial" w:eastAsia="Arial" w:hAnsi="Arial"/>
+          <w:color w:val="444444"/>
+          <w:sz w:val="19"/>
+          <w:szCs w:val="19"/>
+        </w:rPr>
+        <w:t xml:space="preserve">Income is 60 × 20 = KES 1,200. Profit is income minus cost: 1,200 - 300 = KES 900.</w:t>
       </w:r>
     </w:p>
     <w:p>
@@ -1405,7 +1590,7 @@
         </w:rPr>
         <w:t xml:space="preserve">© 2026 SeaVuria and ARES. Aligned with KICD objectives. Developed by SeaVuria; technical implementation by ARES (with AI assistance from Claude). Licensed under </w:t>
       </w:r>
-      <w:hyperlink w:history="1" r:id="rIdvmfwvy6e1d3fjsq1dlh9w">
+      <w:hyperlink w:history="1" r:id="rIdtsjcndz4dr4zekmz3l68y">
         <w:r>
           <w:rPr>
             <w:rFonts w:ascii="Arial" w:cs="Arial" w:eastAsia="Arial" w:hAnsi="Arial"/>
@@ -1426,7 +1611,7 @@
         </w:rPr>
         <w:t xml:space="preserve"> (</w:t>
       </w:r>
-      <w:hyperlink w:history="1" r:id="rIdtvsuy1tdoaf5rx0iarivc">
+      <w:hyperlink w:history="1" r:id="rIdozqgsfkzquhqiafvcqh_p">
         <w:r>
           <w:rPr>
             <w:rFonts w:ascii="Arial" w:cs="Arial" w:eastAsia="Arial" w:hAnsi="Arial"/>
